--- a/resume v3.docx
+++ b/resume v3.docx
@@ -353,7 +353,7 @@
           <w:szCs w:val="18"/>
         </w:rPr>
         <w:pict w14:anchorId="1AE0B32B">
-          <v:rect id="_x0000_i1026" alt="" style="width:463.5pt;height:.05pt;mso-width-percent:0;mso-height-percent:0;mso-width-percent:0;mso-height-percent:0" o:hralign="center" o:hrstd="t" o:hr="t" fillcolor="#a0a0a0" stroked="f"/>
+          <v:rect id="_x0000_i1025" alt="" style="width:463.5pt;height:.05pt;mso-width-percent:0;mso-height-percent:0;mso-width-percent:0;mso-height-percent:0" o:hralign="center" o:hrstd="t" o:hr="t" fillcolor="#a0a0a0" stroked="f"/>
         </w:pict>
       </w:r>
     </w:p>
@@ -398,6 +398,7 @@
           <w:rFonts w:ascii="Libre Baskerville" w:hAnsi="Libre Baskerville" w:cstheme="minorHAnsi"/>
           <w:sz w:val="18"/>
           <w:szCs w:val="18"/>
+          <w:u w:val="single"/>
         </w:rPr>
       </w:pPr>
     </w:p>
@@ -415,6 +416,198 @@
         </w:rPr>
       </w:pPr>
       <w:hyperlink r:id="rId11" w:history="1">
+        <w:r>
+          <w:rPr>
+            <w:rStyle w:val="Hyperlink"/>
+            <w:rFonts w:ascii="Libre Baskerville" w:hAnsi="Libre Baskerville" w:cstheme="minorHAnsi"/>
+            <w:sz w:val="18"/>
+            <w:szCs w:val="18"/>
+          </w:rPr>
+          <w:t>Graf Research</w:t>
+        </w:r>
+      </w:hyperlink>
+      <w:r>
+        <w:rPr>
+          <w:rFonts w:ascii="Libre Baskerville" w:hAnsi="Libre Baskerville" w:cstheme="minorHAnsi"/>
+          <w:sz w:val="18"/>
+          <w:szCs w:val="18"/>
+        </w:rPr>
+        <w:tab/>
+        <w:t>Blacksburg, VA</w:t>
+      </w:r>
+    </w:p>
+    <w:p>
+      <w:pPr>
+        <w:tabs>
+          <w:tab w:val="right" w:pos="10710"/>
+        </w:tabs>
+        <w:spacing w:before="60"/>
+        <w:ind w:right="90"/>
+        <w:rPr>
+          <w:rFonts w:ascii="Libre Baskerville" w:hAnsi="Libre Baskerville" w:cstheme="minorHAnsi"/>
+          <w:sz w:val="18"/>
+          <w:szCs w:val="18"/>
+        </w:rPr>
+      </w:pPr>
+      <w:r>
+        <w:rPr>
+          <w:rFonts w:ascii="Libre Baskerville" w:hAnsi="Libre Baskerville" w:cstheme="minorHAnsi"/>
+          <w:sz w:val="18"/>
+          <w:szCs w:val="18"/>
+        </w:rPr>
+        <w:t>Software</w:t>
+      </w:r>
+      <w:r>
+        <w:rPr>
+          <w:rFonts w:ascii="Libre Baskerville" w:hAnsi="Libre Baskerville" w:cstheme="minorHAnsi"/>
+          <w:sz w:val="18"/>
+          <w:szCs w:val="18"/>
+        </w:rPr>
+        <w:t xml:space="preserve"> Engineer</w:t>
+      </w:r>
+      <w:r>
+        <w:rPr>
+          <w:rFonts w:ascii="Libre Baskerville" w:hAnsi="Libre Baskerville" w:cstheme="minorHAnsi"/>
+          <w:sz w:val="18"/>
+          <w:szCs w:val="18"/>
+        </w:rPr>
+        <w:t xml:space="preserve"> II</w:t>
+      </w:r>
+      <w:r>
+        <w:rPr>
+          <w:rFonts w:ascii="Libre Baskerville" w:hAnsi="Libre Baskerville" w:cstheme="minorHAnsi"/>
+          <w:sz w:val="18"/>
+          <w:szCs w:val="18"/>
+        </w:rPr>
+        <w:tab/>
+        <w:t>202</w:t>
+      </w:r>
+      <w:r>
+        <w:rPr>
+          <w:rFonts w:ascii="Libre Baskerville" w:hAnsi="Libre Baskerville" w:cstheme="minorHAnsi"/>
+          <w:sz w:val="18"/>
+          <w:szCs w:val="18"/>
+        </w:rPr>
+        <w:t>4</w:t>
+      </w:r>
+      <w:r>
+        <w:rPr>
+          <w:rFonts w:ascii="Libre Baskerville" w:hAnsi="Libre Baskerville" w:cstheme="minorHAnsi"/>
+          <w:sz w:val="18"/>
+          <w:szCs w:val="18"/>
+        </w:rPr>
+        <w:t xml:space="preserve"> - Present</w:t>
+      </w:r>
+    </w:p>
+    <w:p>
+      <w:pPr>
+        <w:pStyle w:val="ListParagraph"/>
+        <w:numPr>
+          <w:ilvl w:val="0"/>
+          <w:numId w:val="5"/>
+        </w:numPr>
+        <w:tabs>
+          <w:tab w:val="right" w:pos="10710"/>
+        </w:tabs>
+        <w:spacing w:before="60"/>
+        <w:ind w:left="360" w:right="90" w:hanging="270"/>
+        <w:rPr>
+          <w:rFonts w:ascii="Libre Baskerville" w:hAnsi="Libre Baskerville" w:cstheme="minorHAnsi"/>
+          <w:sz w:val="18"/>
+          <w:szCs w:val="18"/>
+          <w:u w:val="single"/>
+        </w:rPr>
+      </w:pPr>
+      <w:r>
+        <w:rPr>
+          <w:rFonts w:ascii="Libre Baskerville" w:hAnsi="Libre Baskerville" w:cstheme="minorHAnsi"/>
+          <w:sz w:val="18"/>
+          <w:szCs w:val="18"/>
+        </w:rPr>
+        <w:t>Reverse engineering FPGAs and other hardware systems for zero trust verification</w:t>
+      </w:r>
+    </w:p>
+    <w:p>
+      <w:pPr>
+        <w:pStyle w:val="ListParagraph"/>
+        <w:numPr>
+          <w:ilvl w:val="0"/>
+          <w:numId w:val="5"/>
+        </w:numPr>
+        <w:tabs>
+          <w:tab w:val="right" w:pos="10710"/>
+        </w:tabs>
+        <w:spacing w:before="60"/>
+        <w:ind w:left="360" w:right="90" w:hanging="270"/>
+        <w:rPr>
+          <w:rFonts w:ascii="Libre Baskerville" w:hAnsi="Libre Baskerville" w:cstheme="minorHAnsi"/>
+          <w:sz w:val="18"/>
+          <w:szCs w:val="18"/>
+          <w:u w:val="single"/>
+        </w:rPr>
+      </w:pPr>
+      <w:r>
+        <w:rPr>
+          <w:rFonts w:ascii="Libre Baskerville" w:hAnsi="Libre Baskerville" w:cstheme="minorHAnsi"/>
+          <w:sz w:val="18"/>
+          <w:szCs w:val="18"/>
+        </w:rPr>
+        <w:t>Wrote software to verify correctness of hardware systems and their configuration files</w:t>
+      </w:r>
+    </w:p>
+    <w:p>
+      <w:pPr>
+        <w:pStyle w:val="ListParagraph"/>
+        <w:numPr>
+          <w:ilvl w:val="0"/>
+          <w:numId w:val="5"/>
+        </w:numPr>
+        <w:tabs>
+          <w:tab w:val="right" w:pos="10710"/>
+        </w:tabs>
+        <w:spacing w:before="60"/>
+        <w:ind w:left="360" w:right="90" w:hanging="270"/>
+        <w:rPr>
+          <w:rFonts w:ascii="Libre Baskerville" w:hAnsi="Libre Baskerville" w:cstheme="minorHAnsi"/>
+          <w:sz w:val="18"/>
+          <w:szCs w:val="18"/>
+          <w:u w:val="single"/>
+        </w:rPr>
+      </w:pPr>
+      <w:r>
+        <w:rPr>
+          <w:rFonts w:ascii="Libre Baskerville" w:hAnsi="Libre Baskerville" w:cstheme="minorHAnsi"/>
+          <w:sz w:val="18"/>
+          <w:szCs w:val="18"/>
+        </w:rPr>
+        <w:t>Created tools for automated reverse engineering for scaling to large devices</w:t>
+      </w:r>
+    </w:p>
+    <w:p>
+      <w:pPr>
+        <w:spacing w:before="60"/>
+        <w:ind w:right="90"/>
+        <w:rPr>
+          <w:rFonts w:ascii="Libre Baskerville" w:hAnsi="Libre Baskerville" w:cstheme="minorHAnsi"/>
+          <w:sz w:val="18"/>
+          <w:szCs w:val="18"/>
+        </w:rPr>
+      </w:pPr>
+    </w:p>
+    <w:p>
+      <w:pPr>
+        <w:tabs>
+          <w:tab w:val="right" w:pos="10710"/>
+        </w:tabs>
+        <w:spacing w:before="60"/>
+        <w:ind w:right="90"/>
+        <w:rPr>
+          <w:rFonts w:ascii="Libre Baskerville" w:hAnsi="Libre Baskerville" w:cstheme="minorHAnsi"/>
+          <w:sz w:val="18"/>
+          <w:szCs w:val="18"/>
+        </w:rPr>
+      </w:pPr>
+      <w:hyperlink r:id="rId12" w:history="1">
         <w:r>
           <w:rPr>
             <w:rStyle w:val="Hyperlink"/>
@@ -471,7 +664,15 @@
           <w:szCs w:val="18"/>
         </w:rPr>
         <w:tab/>
-        <w:t>2022 - Present</w:t>
+        <w:t xml:space="preserve">2022 - </w:t>
+      </w:r>
+      <w:r>
+        <w:rPr>
+          <w:rFonts w:ascii="Libre Baskerville" w:hAnsi="Libre Baskerville" w:cstheme="minorHAnsi"/>
+          <w:sz w:val="18"/>
+          <w:szCs w:val="18"/>
+        </w:rPr>
+        <w:t>2024</w:t>
       </w:r>
     </w:p>
     <w:p>
@@ -603,7 +804,15 @@
           <w:sz w:val="18"/>
           <w:szCs w:val="18"/>
         </w:rPr>
-        <w:t>Microsoft Hololens development for interactively displaying data (Unity &amp; C#)</w:t>
+        <w:t>Implemented software redesign to optimize an embedded system by offloading Fourier Transforms to DSP’s</w:t>
+      </w:r>
+      <w:r>
+        <w:rPr>
+          <w:rFonts w:ascii="Libre Baskerville" w:hAnsi="Libre Baskerville" w:cstheme="minorHAnsi"/>
+          <w:sz w:val="18"/>
+          <w:szCs w:val="18"/>
+        </w:rPr>
+        <w:t xml:space="preserve"> (Embedded C)</w:t>
       </w:r>
     </w:p>
     <w:p>
@@ -630,15 +839,23 @@
           <w:sz w:val="18"/>
           <w:szCs w:val="18"/>
         </w:rPr>
-        <w:t>Implemented software redesign to optimize an embedded system by offloading Fourier Transforms to DSP’s</w:t>
-      </w:r>
-      <w:r>
-        <w:rPr>
-          <w:rFonts w:ascii="Libre Baskerville" w:hAnsi="Libre Baskerville" w:cstheme="minorHAnsi"/>
-          <w:sz w:val="18"/>
-          <w:szCs w:val="18"/>
-        </w:rPr>
-        <w:t xml:space="preserve"> (Embedded C)</w:t>
+        <w:t xml:space="preserve">Created software using nonlinear optimization </w:t>
+      </w:r>
+      <w:r>
+        <w:rPr>
+          <w:rFonts w:ascii="Libre Baskerville" w:hAnsi="Libre Baskerville" w:cstheme="minorHAnsi"/>
+          <w:sz w:val="18"/>
+          <w:szCs w:val="18"/>
+        </w:rPr>
+        <w:t xml:space="preserve">(Nelder-Mead) </w:t>
+      </w:r>
+      <w:r>
+        <w:rPr>
+          <w:rFonts w:ascii="Libre Baskerville" w:hAnsi="Libre Baskerville" w:cstheme="minorHAnsi"/>
+          <w:sz w:val="18"/>
+          <w:szCs w:val="18"/>
+        </w:rPr>
+        <w:t>and frequency analysis to perform fabry-perot interferometry at industry leading speeds (Python/Numpy, C++)</w:t>
       </w:r>
     </w:p>
     <w:p>
@@ -665,23 +882,103 @@
           <w:sz w:val="18"/>
           <w:szCs w:val="18"/>
         </w:rPr>
-        <w:t xml:space="preserve">Created software using nonlinear optimization </w:t>
-      </w:r>
-      <w:r>
-        <w:rPr>
-          <w:rFonts w:ascii="Libre Baskerville" w:hAnsi="Libre Baskerville" w:cstheme="minorHAnsi"/>
-          <w:sz w:val="18"/>
-          <w:szCs w:val="18"/>
-        </w:rPr>
-        <w:t xml:space="preserve">(Nelder-Mead) </w:t>
-      </w:r>
-      <w:r>
-        <w:rPr>
-          <w:rFonts w:ascii="Libre Baskerville" w:hAnsi="Libre Baskerville" w:cstheme="minorHAnsi"/>
-          <w:sz w:val="18"/>
-          <w:szCs w:val="18"/>
-        </w:rPr>
-        <w:t>and frequency analysis to perform fabry-perot interferometry at industry leading speeds (Python/Numpy, C++)</w:t>
+        <w:t xml:space="preserve">Performed data analysis to perfect EFPI Bragg grated pressure monitoring systems. Implemented high dimensional nonlinear regression </w:t>
+      </w:r>
+      <w:r>
+        <w:rPr>
+          <w:rFonts w:ascii="Libre Baskerville" w:hAnsi="Libre Baskerville" w:cstheme="minorHAnsi"/>
+          <w:sz w:val="18"/>
+          <w:szCs w:val="18"/>
+        </w:rPr>
+        <w:t>to aid in data classification</w:t>
+      </w:r>
+      <w:r>
+        <w:rPr>
+          <w:rFonts w:ascii="Libre Baskerville" w:hAnsi="Libre Baskerville" w:cstheme="minorHAnsi"/>
+          <w:sz w:val="18"/>
+          <w:szCs w:val="18"/>
+        </w:rPr>
+        <w:t xml:space="preserve"> (C++, Intel oneAPI)</w:t>
+      </w:r>
+    </w:p>
+    <w:p>
+      <w:pPr>
+        <w:pStyle w:val="ListParagraph"/>
+        <w:tabs>
+          <w:tab w:val="right" w:pos="10710"/>
+        </w:tabs>
+        <w:spacing w:before="60"/>
+        <w:ind w:left="360" w:right="90"/>
+        <w:rPr>
+          <w:rFonts w:ascii="Libre Baskerville" w:hAnsi="Libre Baskerville" w:cstheme="minorHAnsi"/>
+          <w:sz w:val="18"/>
+          <w:szCs w:val="18"/>
+        </w:rPr>
+      </w:pPr>
+    </w:p>
+    <w:p>
+      <w:pPr>
+        <w:tabs>
+          <w:tab w:val="right" w:pos="10710"/>
+        </w:tabs>
+        <w:spacing w:before="60"/>
+        <w:ind w:right="90"/>
+        <w:rPr>
+          <w:rFonts w:ascii="Libre Baskerville" w:hAnsi="Libre Baskerville" w:cstheme="minorHAnsi"/>
+          <w:sz w:val="18"/>
+          <w:szCs w:val="18"/>
+        </w:rPr>
+      </w:pPr>
+      <w:hyperlink r:id="rId13" w:history="1">
+        <w:r>
+          <w:rPr>
+            <w:rStyle w:val="Hyperlink"/>
+            <w:rFonts w:ascii="Libre Baskerville" w:hAnsi="Libre Baskerville" w:cstheme="minorHAnsi"/>
+            <w:sz w:val="18"/>
+            <w:szCs w:val="18"/>
+          </w:rPr>
+          <w:t>Heroes Jobs</w:t>
+        </w:r>
+      </w:hyperlink>
+      <w:r>
+        <w:rPr>
+          <w:rFonts w:ascii="Libre Baskerville" w:hAnsi="Libre Baskerville" w:cstheme="minorHAnsi"/>
+          <w:sz w:val="18"/>
+          <w:szCs w:val="18"/>
+        </w:rPr>
+        <w:tab/>
+        <w:t>San Francisco, CA</w:t>
+      </w:r>
+    </w:p>
+    <w:p>
+      <w:pPr>
+        <w:tabs>
+          <w:tab w:val="right" w:pos="10710"/>
+        </w:tabs>
+        <w:spacing w:before="60"/>
+        <w:ind w:right="90"/>
+        <w:rPr>
+          <w:rFonts w:ascii="Libre Baskerville" w:hAnsi="Libre Baskerville" w:cstheme="minorHAnsi"/>
+          <w:sz w:val="18"/>
+          <w:szCs w:val="18"/>
+        </w:rPr>
+      </w:pPr>
+      <w:r>
+        <w:rPr>
+          <w:rFonts w:ascii="Libre Baskerville" w:hAnsi="Libre Baskerville" w:cstheme="minorHAnsi"/>
+          <w:sz w:val="18"/>
+          <w:szCs w:val="18"/>
+        </w:rPr>
+        <w:t>CS Intern</w:t>
+      </w:r>
+      <w:r>
+        <w:rPr>
+          <w:rFonts w:ascii="Libre Baskerville" w:hAnsi="Libre Baskerville" w:cstheme="minorHAnsi"/>
+          <w:sz w:val="18"/>
+          <w:szCs w:val="18"/>
+        </w:rPr>
+        <w:tab/>
+        <w:t>Summer 2019</w:t>
       </w:r>
     </w:p>
     <w:p>
@@ -708,103 +1005,7 @@
           <w:sz w:val="18"/>
           <w:szCs w:val="18"/>
         </w:rPr>
-        <w:t xml:space="preserve">Performed data analysis to perfect EFPI Bragg grated pressure monitoring systems. Implemented high dimensional nonlinear regression </w:t>
-      </w:r>
-      <w:r>
-        <w:rPr>
-          <w:rFonts w:ascii="Libre Baskerville" w:hAnsi="Libre Baskerville" w:cstheme="minorHAnsi"/>
-          <w:sz w:val="18"/>
-          <w:szCs w:val="18"/>
-        </w:rPr>
-        <w:t>to aid in data classification</w:t>
-      </w:r>
-      <w:r>
-        <w:rPr>
-          <w:rFonts w:ascii="Libre Baskerville" w:hAnsi="Libre Baskerville" w:cstheme="minorHAnsi"/>
-          <w:sz w:val="18"/>
-          <w:szCs w:val="18"/>
-        </w:rPr>
-        <w:t xml:space="preserve"> (C++, Intel oneAPI)</w:t>
-      </w:r>
-    </w:p>
-    <w:p>
-      <w:pPr>
-        <w:pStyle w:val="ListParagraph"/>
-        <w:tabs>
-          <w:tab w:val="right" w:pos="10710"/>
-        </w:tabs>
-        <w:spacing w:before="60"/>
-        <w:ind w:left="360" w:right="90"/>
-        <w:rPr>
-          <w:rFonts w:ascii="Libre Baskerville" w:hAnsi="Libre Baskerville" w:cstheme="minorHAnsi"/>
-          <w:sz w:val="18"/>
-          <w:szCs w:val="18"/>
-        </w:rPr>
-      </w:pPr>
-    </w:p>
-    <w:p>
-      <w:pPr>
-        <w:tabs>
-          <w:tab w:val="right" w:pos="10710"/>
-        </w:tabs>
-        <w:spacing w:before="60"/>
-        <w:ind w:right="90"/>
-        <w:rPr>
-          <w:rFonts w:ascii="Libre Baskerville" w:hAnsi="Libre Baskerville" w:cstheme="minorHAnsi"/>
-          <w:sz w:val="18"/>
-          <w:szCs w:val="18"/>
-        </w:rPr>
-      </w:pPr>
-      <w:hyperlink r:id="rId12" w:history="1">
-        <w:r>
-          <w:rPr>
-            <w:rStyle w:val="Hyperlink"/>
-            <w:rFonts w:ascii="Libre Baskerville" w:hAnsi="Libre Baskerville" w:cstheme="minorHAnsi"/>
-            <w:sz w:val="18"/>
-            <w:szCs w:val="18"/>
-          </w:rPr>
-          <w:t>Heroes Jobs</w:t>
-        </w:r>
-      </w:hyperlink>
-      <w:r>
-        <w:rPr>
-          <w:rFonts w:ascii="Libre Baskerville" w:hAnsi="Libre Baskerville" w:cstheme="minorHAnsi"/>
-          <w:sz w:val="18"/>
-          <w:szCs w:val="18"/>
-        </w:rPr>
-        <w:tab/>
-        <w:t>San Francisco, CA</w:t>
-      </w:r>
-    </w:p>
-    <w:p>
-      <w:pPr>
-        <w:tabs>
-          <w:tab w:val="right" w:pos="10710"/>
-        </w:tabs>
-        <w:spacing w:before="60"/>
-        <w:ind w:right="90"/>
-        <w:rPr>
-          <w:rFonts w:ascii="Libre Baskerville" w:hAnsi="Libre Baskerville" w:cstheme="minorHAnsi"/>
-          <w:sz w:val="18"/>
-          <w:szCs w:val="18"/>
-        </w:rPr>
-      </w:pPr>
-      <w:r>
-        <w:rPr>
-          <w:rFonts w:ascii="Libre Baskerville" w:hAnsi="Libre Baskerville" w:cstheme="minorHAnsi"/>
-          <w:sz w:val="18"/>
-          <w:szCs w:val="18"/>
-        </w:rPr>
-        <w:t>CS Intern</w:t>
-      </w:r>
-      <w:r>
-        <w:rPr>
-          <w:rFonts w:ascii="Libre Baskerville" w:hAnsi="Libre Baskerville" w:cstheme="minorHAnsi"/>
-          <w:sz w:val="18"/>
-          <w:szCs w:val="18"/>
-        </w:rPr>
-        <w:tab/>
-        <w:t>Summer 2019</w:t>
+        <w:t>Worked in an early stage startup as an intern leveraging software design and automation to optimize rapid growth in order to secure next round of funding</w:t>
       </w:r>
     </w:p>
     <w:p>
@@ -831,7 +1032,7 @@
           <w:sz w:val="18"/>
           <w:szCs w:val="18"/>
         </w:rPr>
-        <w:t>Worked in an early stage startup as an intern leveraging software design and automation to optimize rapid growth in order to secure next round of funding</w:t>
+        <w:t>Created libraries and scripts to automate social media presence that lead to an increase in user-acquisition</w:t>
       </w:r>
     </w:p>
     <w:p>
@@ -858,7 +1059,7 @@
           <w:sz w:val="18"/>
           <w:szCs w:val="18"/>
         </w:rPr>
-        <w:t>Created libraries and scripts to automate social media presence that lead to an increase in user-acquisition</w:t>
+        <w:t>Created internet scrapers to mine data from various databases to identify and target potential users</w:t>
       </w:r>
     </w:p>
     <w:p>
@@ -885,33 +1086,6 @@
           <w:sz w:val="18"/>
           <w:szCs w:val="18"/>
         </w:rPr>
-        <w:t>Created internet scrapers to mine data from various databases to identify and target potential users</w:t>
-      </w:r>
-    </w:p>
-    <w:p>
-      <w:pPr>
-        <w:pStyle w:val="ListParagraph"/>
-        <w:numPr>
-          <w:ilvl w:val="0"/>
-          <w:numId w:val="5"/>
-        </w:numPr>
-        <w:tabs>
-          <w:tab w:val="right" w:pos="10710"/>
-        </w:tabs>
-        <w:spacing w:before="60"/>
-        <w:ind w:left="360" w:right="90" w:hanging="270"/>
-        <w:rPr>
-          <w:rFonts w:ascii="Libre Baskerville" w:hAnsi="Libre Baskerville" w:cstheme="minorHAnsi"/>
-          <w:sz w:val="18"/>
-          <w:szCs w:val="18"/>
-        </w:rPr>
-      </w:pPr>
-      <w:r>
-        <w:rPr>
-          <w:rFonts w:ascii="Libre Baskerville" w:hAnsi="Libre Baskerville" w:cstheme="minorHAnsi"/>
-          <w:sz w:val="18"/>
-          <w:szCs w:val="18"/>
-        </w:rPr>
         <w:t>Analyzed user characteristics and behaviors to identify trends in userbase</w:t>
       </w:r>
     </w:p>
@@ -938,7 +1112,7 @@
           <w:szCs w:val="18"/>
         </w:rPr>
       </w:pPr>
-      <w:hyperlink r:id="rId13" w:history="1">
+      <w:hyperlink r:id="rId14" w:history="1">
         <w:r>
           <w:rPr>
             <w:rStyle w:val="Hyperlink"/>
@@ -1088,7 +1262,7 @@
           <w:szCs w:val="18"/>
         </w:rPr>
         <w:pict w14:anchorId="1026F647">
-          <v:rect id="_x0000_i1025" alt="" style="width:468pt;height:.05pt;mso-width-percent:0;mso-height-percent:0;mso-width-percent:0;mso-height-percent:0" o:hralign="center" o:hrstd="t" o:hr="t" fillcolor="#a0a0a0" stroked="f"/>
+          <v:rect id="_x0000_i1026" alt="" style="width:468pt;height:.05pt;mso-width-percent:0;mso-height-percent:0;mso-width-percent:0;mso-height-percent:0" o:hralign="center" o:hrstd="t" o:hr="t" fillcolor="#a0a0a0" stroked="f"/>
         </w:pict>
       </w:r>
     </w:p>
@@ -1214,12 +1388,12 @@
       </w:r>
     </w:p>
     <w:sectPr>
-      <w:headerReference w:type="even" r:id="rId14"/>
-      <w:headerReference w:type="default" r:id="rId15"/>
-      <w:footerReference w:type="even" r:id="rId16"/>
-      <w:footerReference w:type="default" r:id="rId17"/>
-      <w:headerReference w:type="first" r:id="rId18"/>
-      <w:footerReference w:type="first" r:id="rId19"/>
+      <w:headerReference w:type="even" r:id="rId15"/>
+      <w:headerReference w:type="default" r:id="rId16"/>
+      <w:footerReference w:type="even" r:id="rId17"/>
+      <w:footerReference w:type="default" r:id="rId18"/>
+      <w:headerReference w:type="first" r:id="rId19"/>
+      <w:footerReference w:type="first" r:id="rId20"/>
       <w:pgSz w:w="12240" w:h="15840"/>
       <w:pgMar w:top="720" w:right="720" w:bottom="720" w:left="720" w:header="720" w:footer="720" w:gutter="0"/>
       <w:cols w:space="720"/>
@@ -2421,6 +2595,7 @@
   <w:style w:type="paragraph" w:default="1" w:styleId="Normal">
     <w:name w:val="Normal"/>
     <w:qFormat/>
+    <w:rsid w:val="00434066"/>
   </w:style>
   <w:style w:type="character" w:default="1" w:styleId="DefaultParagraphFont">
     <w:name w:val="Default Paragraph Font"/>
